--- a/Docs/Run command.docx
+++ b/Docs/Run command.docx
@@ -25,6 +25,34 @@
     <w:p>
       <w:r>
         <w:t>.\.venv\Scripts\python.exe -m streamlit run dashboard\app.py</w:t>
+      </w:r>
+    </w:p>
+    <w:p/>
+    <w:p/>
+    <w:p>
+      <w:r>
+        <w:t>git add .</w:t>
+      </w:r>
+    </w:p>
+    <w:p>
+      <w:r>
+        <w:t>git commit -m "</w:t>
+      </w:r>
+      <w:r>
+        <w:t>update description</w:t>
+      </w:r>
+      <w:r>
+        <w:t>"</w:t>
+      </w:r>
+    </w:p>
+    <w:p>
+      <w:r>
+        <w:t>git push</w:t>
+      </w:r>
+    </w:p>
+    <w:p>
+      <w:r>
+        <w:t>(Ctrl Shift G)</w:t>
       </w:r>
     </w:p>
     <w:sectPr>
